--- a/可直接打开的Word版/选择题错题__Day02_绪论错题.docx
+++ b/可直接打开的Word版/选择题错题__Day02_绪论错题.docx
@@ -4,199 +4,99 @@
   <w:body>
     <w:p>
       <w:pPr>
-        <w:jc w:val="center"/>
+        <w:pStyle w:val="Heading1"/>
       </w:pPr>
+      <w:r>
+        <w:t>Day02 绪论错题</w:t>
+      </w:r>
+    </w:p>
+    <w:p/>
+    <w:p>
       <w:r>
         <w:rPr>
           <w:rFonts w:ascii="Microsoft YaHei" w:hAnsi="Microsoft YaHei" w:eastAsia="Microsoft YaHei"/>
-          <w:b/>
-          <w:sz w:val="32"/>
+          <w:sz w:val="22"/>
         </w:rPr>
-        <w:t>Day02 绪论错题复盘</w:t>
+        <w:t>| 日期 | 章节 | 题号 | 错选 | 正确知识点 | 错因一句话 | 复刷完成 |</w:t>
       </w:r>
     </w:p>
     <w:p>
       <w:r>
         <w:rPr>
           <w:rFonts w:ascii="Microsoft YaHei" w:hAnsi="Microsoft YaHei" w:eastAsia="Microsoft YaHei"/>
-          <w:sz w:val="21"/>
+          <w:sz w:val="22"/>
         </w:rPr>
-        <w:t>日期：2026-05-29    章节：绪论    错题：2、4、7、8、10</w:t>
-      </w:r>
-    </w:p>
-    <w:p>
-      <w:pPr>
-        <w:pStyle w:val="Heading1"/>
-      </w:pPr>
-      <w:r>
-        <w:rPr>
-          <w:rFonts w:ascii="Microsoft YaHei" w:hAnsi="Microsoft YaHei" w:eastAsia="Microsoft YaHei"/>
-          <w:b/>
-          <w:sz w:val="24"/>
-        </w:rPr>
-        <w:t>错题记录</w:t>
+        <w:t>|---|---|---:|---|---|---|---|</w:t>
       </w:r>
     </w:p>
     <w:p>
       <w:r>
         <w:rPr>
           <w:rFonts w:ascii="Microsoft YaHei" w:hAnsi="Microsoft YaHei" w:eastAsia="Microsoft YaHei"/>
-          <w:sz w:val="21"/>
+          <w:sz w:val="22"/>
         </w:rPr>
-        <w:t>2题：正确知识点：同质=影响研究指标的主要因素相同或相近。</w:t>
+        <w:t>| 2026-05-29 | 绪论 | 2 | 未记录 | 同质=影响研究指标的主要因素相同或相近 | 把“同质”误理解成完全相同或个体差异很小。 | [x] |</w:t>
       </w:r>
     </w:p>
     <w:p>
       <w:r>
         <w:rPr>
           <w:rFonts w:ascii="Microsoft YaHei" w:hAnsi="Microsoft YaHei" w:eastAsia="Microsoft YaHei"/>
-          <w:sz w:val="21"/>
+          <w:sz w:val="22"/>
         </w:rPr>
-        <w:t>错因一句话：把“同质”误理解成完全相同或个体差异很小。</w:t>
+        <w:t>| 2026-05-29 | 绪论 | 4 | 未记录 | 抽样误差=样本统计量与总体参数之差 | 误把个体值和均数/参数的差当成抽样误差。 | [x] |</w:t>
       </w:r>
     </w:p>
     <w:p>
       <w:r>
         <w:rPr>
           <w:rFonts w:ascii="Microsoft YaHei" w:hAnsi="Microsoft YaHei" w:eastAsia="Microsoft YaHei"/>
-          <w:sz w:val="21"/>
+          <w:sz w:val="22"/>
         </w:rPr>
-        <w:t>复刷状态：已理解。</w:t>
+        <w:t>| 2026-05-29 | 绪论 | 7 | 未记录 | 概率=随机事件发生可能性的大小 | “强度”不是概率的标准表述。 | [x] |</w:t>
       </w:r>
     </w:p>
     <w:p>
       <w:r>
         <w:rPr>
           <w:rFonts w:ascii="Microsoft YaHei" w:hAnsi="Microsoft YaHei" w:eastAsia="Microsoft YaHei"/>
-          <w:sz w:val="21"/>
+          <w:sz w:val="22"/>
         </w:rPr>
-        <w:t>4题：正确知识点：抽样误差=样本统计量与总体参数之差。</w:t>
+        <w:t>| 2026-05-29 | 绪论 | 8 | 未记录 | 系统误差可控；测量误差和抽样误差通常难完全避免 | 混淆了系统误差与抽样误差的可避免性。 | [x] |</w:t>
       </w:r>
     </w:p>
     <w:p>
       <w:r>
         <w:rPr>
           <w:rFonts w:ascii="Microsoft YaHei" w:hAnsi="Microsoft YaHei" w:eastAsia="Microsoft YaHei"/>
-          <w:sz w:val="21"/>
+          <w:sz w:val="22"/>
         </w:rPr>
-        <w:t>错因一句话：误把个体值和均数/参数的差当成抽样误差。</w:t>
+        <w:t>| 2026-05-29 | 绪论 | 10 | 未记录 | 统计工作步骤=设计、搜集、整理、分析 | 把调查/试验或统计描述/推断当成完整工作步骤。 | [x] |</w:t>
       </w:r>
     </w:p>
+    <w:p/>
+    <w:p>
+      <w:pPr>
+        <w:pStyle w:val="Heading2"/>
+      </w:pPr>
+      <w:r>
+        <w:t>复刷结论</w:t>
+      </w:r>
+    </w:p>
+    <w:p/>
     <w:p>
       <w:r>
         <w:rPr>
           <w:rFonts w:ascii="Microsoft YaHei" w:hAnsi="Microsoft YaHei" w:eastAsia="Microsoft YaHei"/>
-          <w:sz w:val="21"/>
-        </w:rPr>
-        <w:t>复刷状态：已理解。</w:t>
-      </w:r>
-    </w:p>
-    <w:p>
-      <w:r>
-        <w:rPr>
-          <w:rFonts w:ascii="Microsoft YaHei" w:hAnsi="Microsoft YaHei" w:eastAsia="Microsoft YaHei"/>
-          <w:sz w:val="21"/>
-        </w:rPr>
-        <w:t>7题：正确知识点：概率=随机事件发生可能性的大小。</w:t>
-      </w:r>
-    </w:p>
-    <w:p>
-      <w:r>
-        <w:rPr>
-          <w:rFonts w:ascii="Microsoft YaHei" w:hAnsi="Microsoft YaHei" w:eastAsia="Microsoft YaHei"/>
-          <w:sz w:val="21"/>
-        </w:rPr>
-        <w:t>错因一句话：“强度”不是概率的标准表述。</w:t>
-      </w:r>
-    </w:p>
-    <w:p>
-      <w:r>
-        <w:rPr>
-          <w:rFonts w:ascii="Microsoft YaHei" w:hAnsi="Microsoft YaHei" w:eastAsia="Microsoft YaHei"/>
-          <w:sz w:val="21"/>
-        </w:rPr>
-        <w:t>复刷状态：已理解。</w:t>
-      </w:r>
-    </w:p>
-    <w:p>
-      <w:r>
-        <w:rPr>
-          <w:rFonts w:ascii="Microsoft YaHei" w:hAnsi="Microsoft YaHei" w:eastAsia="Microsoft YaHei"/>
-          <w:sz w:val="21"/>
-        </w:rPr>
-        <w:t>8题：正确知识点：系统误差可控；测量误差和抽样误差通常难完全避免。</w:t>
-      </w:r>
-    </w:p>
-    <w:p>
-      <w:r>
-        <w:rPr>
-          <w:rFonts w:ascii="Microsoft YaHei" w:hAnsi="Microsoft YaHei" w:eastAsia="Microsoft YaHei"/>
-          <w:sz w:val="21"/>
-        </w:rPr>
-        <w:t>错因一句话：混淆了系统误差与抽样误差的可避免性。</w:t>
-      </w:r>
-    </w:p>
-    <w:p>
-      <w:r>
-        <w:rPr>
-          <w:rFonts w:ascii="Microsoft YaHei" w:hAnsi="Microsoft YaHei" w:eastAsia="Microsoft YaHei"/>
-          <w:sz w:val="21"/>
-        </w:rPr>
-        <w:t>复刷状态：已理解。</w:t>
-      </w:r>
-    </w:p>
-    <w:p>
-      <w:r>
-        <w:rPr>
-          <w:rFonts w:ascii="Microsoft YaHei" w:hAnsi="Microsoft YaHei" w:eastAsia="Microsoft YaHei"/>
-          <w:sz w:val="21"/>
-        </w:rPr>
-        <w:t>10题：正确知识点：统计工作步骤=设计、搜集、整理、分析。</w:t>
-      </w:r>
-    </w:p>
-    <w:p>
-      <w:r>
-        <w:rPr>
-          <w:rFonts w:ascii="Microsoft YaHei" w:hAnsi="Microsoft YaHei" w:eastAsia="Microsoft YaHei"/>
-          <w:sz w:val="21"/>
-        </w:rPr>
-        <w:t>错因一句话：把调查/试验或统计描述/推断当成完整工作步骤。</w:t>
-      </w:r>
-    </w:p>
-    <w:p>
-      <w:r>
-        <w:rPr>
-          <w:rFonts w:ascii="Microsoft YaHei" w:hAnsi="Microsoft YaHei" w:eastAsia="Microsoft YaHei"/>
-          <w:sz w:val="21"/>
-        </w:rPr>
-        <w:t>复刷状态：已理解。</w:t>
-      </w:r>
-    </w:p>
-    <w:p>
-      <w:pPr>
-        <w:pStyle w:val="Heading1"/>
-      </w:pPr>
-      <w:r>
-        <w:rPr>
-          <w:rFonts w:ascii="Microsoft YaHei" w:hAnsi="Microsoft YaHei" w:eastAsia="Microsoft YaHei"/>
-          <w:b/>
-          <w:sz w:val="24"/>
-        </w:rPr>
-        <w:t>复刷结论</w:t>
-      </w:r>
-    </w:p>
-    <w:p>
-      <w:r>
-        <w:rPr>
-          <w:rFonts w:ascii="Microsoft YaHei" w:hAnsi="Microsoft YaHei" w:eastAsia="Microsoft YaHei"/>
-          <w:sz w:val="21"/>
+          <w:sz w:val="22"/>
         </w:rPr>
         <w:t>这5题已经讲清楚并确认理解。后续看到“统计工作步骤”就选“研究设计、搜集资料、整理资料、分析资料”；看到“统计分析内容”才选“统计描述和统计推断”。</w:t>
       </w:r>
     </w:p>
+    <w:p/>
     <w:sectPr>
       <w:pgSz w:w="12240" w:h="15840"/>
-      <w:pgMar w:top="936" w:right="1080" w:bottom="936" w:left="1080" w:header="720" w:footer="720" w:gutter="0"/>
+      <w:pgMar w:top="1440" w:right="1800" w:bottom="1440" w:left="1800" w:header="720" w:footer="720" w:gutter="0"/>
       <w:cols w:space="720"/>
       <w:docGrid w:linePitch="360"/>
     </w:sectPr>
@@ -569,7 +469,7 @@
     <w:rsid w:val="00FC693F"/>
     <w:rPr>
       <w:rFonts w:ascii="Microsoft YaHei" w:hAnsi="Microsoft YaHei" w:eastAsia="Microsoft YaHei"/>
-      <w:sz w:val="21"/>
+      <w:sz w:val="22"/>
     </w:rPr>
   </w:style>
   <w:style w:type="paragraph" w:styleId="Header">
